--- a/zht/docx/223.content.docx
+++ b/zht/docx/223.content.docx
@@ -251,18 +251,12 @@
         </w:rPr>
         <w:t>洪水之前長壽的族長（</w:t>
       </w:r>
-      <w:hyperlink r:id="rId13">
-        <w:r>
-          <w:rPr>
-            <w:lang w:val="zh_TW" w:bidi="zh_TW"/>
-          </w:rPr>
-          <w:rPr>
-            <w:color w:val="0000EE"/>
-            <w:u w:val="single"/>
-          </w:rPr>
-          <w:t>創1–5章</w:t>
-        </w:r>
-      </w:hyperlink>
+      <w:r>
+        <w:rPr>
+          <w:lang w:val="zh_TW" w:bidi="zh_TW"/>
+        </w:rPr>
+        <w:t>創1–5章</w:t>
+      </w:r>
       <w:r>
         <w:rPr>
           <w:lang w:val="zh_TW" w:bidi="zh_TW"/>
@@ -287,18 +281,12 @@
         </w:rPr>
         <w:t>挪亞（</w:t>
       </w:r>
-      <w:hyperlink r:id="rId14">
-        <w:r>
-          <w:rPr>
-            <w:lang w:val="zh_TW" w:bidi="zh_TW"/>
-          </w:rPr>
-          <w:rPr>
-            <w:color w:val="0000EE"/>
-            <w:u w:val="single"/>
-          </w:rPr>
-          <w:t>創世記6–9章</w:t>
-        </w:r>
-      </w:hyperlink>
+      <w:r>
+        <w:rPr>
+          <w:lang w:val="zh_TW" w:bidi="zh_TW"/>
+        </w:rPr>
+        <w:t>創世記6–9章</w:t>
+      </w:r>
       <w:r>
         <w:rPr>
           <w:lang w:val="zh_TW" w:bidi="zh_TW"/>
@@ -323,18 +311,12 @@
         </w:rPr>
         <w:t>洪水後的族長譜系（</w:t>
       </w:r>
-      <w:hyperlink r:id="rId15">
-        <w:r>
-          <w:rPr>
-            <w:lang w:val="zh_TW" w:bidi="zh_TW"/>
-          </w:rPr>
-          <w:rPr>
-            <w:color w:val="0000EE"/>
-            <w:u w:val="single"/>
-          </w:rPr>
-          <w:t>創世記10–11章</w:t>
-        </w:r>
-      </w:hyperlink>
+      <w:r>
+        <w:rPr>
+          <w:lang w:val="zh_TW" w:bidi="zh_TW"/>
+        </w:rPr>
+        <w:t>創世記10–11章</w:t>
+      </w:r>
       <w:r>
         <w:rPr>
           <w:lang w:val="zh_TW" w:bidi="zh_TW"/>
@@ -355,36 +337,24 @@
         </w:rPr>
         <w:t>然而，族長一詞通常特別指亞伯拉罕、以撒和雅各（</w:t>
       </w:r>
-      <w:hyperlink r:id="rId16">
-        <w:r>
-          <w:rPr>
-            <w:lang w:val="zh_TW" w:bidi="zh_TW"/>
-          </w:rPr>
-          <w:rPr>
-            <w:color w:val="0000EE"/>
-            <w:u w:val="single"/>
-          </w:rPr>
-          <w:t>創世記12–36章</w:t>
-        </w:r>
-      </w:hyperlink>
+      <w:r>
+        <w:rPr>
+          <w:lang w:val="zh_TW" w:bidi="zh_TW"/>
+        </w:rPr>
+        <w:t>創世記12–36章</w:t>
+      </w:r>
       <w:r>
         <w:rPr>
           <w:lang w:val="zh_TW" w:bidi="zh_TW"/>
         </w:rPr>
         <w:t>），也包括約瑟（</w:t>
       </w:r>
-      <w:hyperlink r:id="rId17">
-        <w:r>
-          <w:rPr>
-            <w:lang w:val="zh_TW" w:bidi="zh_TW"/>
-          </w:rPr>
-          <w:rPr>
-            <w:color w:val="0000EE"/>
-            <w:u w:val="single"/>
-          </w:rPr>
-          <w:t>創世記37–50章</w:t>
-        </w:r>
-      </w:hyperlink>
+      <w:r>
+        <w:rPr>
+          <w:lang w:val="zh_TW" w:bidi="zh_TW"/>
+        </w:rPr>
+        <w:t>創世記37–50章</w:t>
+      </w:r>
       <w:r>
         <w:rPr>
           <w:lang w:val="zh_TW" w:bidi="zh_TW"/>
@@ -416,18 +386,12 @@
         </w:rPr>
         <w:t>族長確切生活的年代難以確定。</w:t>
       </w:r>
-      <w:hyperlink r:id="rId18">
-        <w:r>
-          <w:rPr>
-            <w:lang w:val="zh_TW" w:bidi="zh_TW"/>
-          </w:rPr>
-          <w:rPr>
-            <w:color w:val="0000EE"/>
-            <w:u w:val="single"/>
-          </w:rPr>
-          <w:t>創世記十四章1至2節</w:t>
-        </w:r>
-      </w:hyperlink>
+      <w:r>
+        <w:rPr>
+          <w:lang w:val="zh_TW" w:bidi="zh_TW"/>
+        </w:rPr>
+        <w:t>創世記十四章1至2節</w:t>
+      </w:r>
       <w:r>
         <w:rPr>
           <w:lang w:val="zh_TW" w:bidi="zh_TW"/>
@@ -458,18 +422,12 @@
         </w:rPr>
         <w:t>）發現的泥板中，記錄了</w:t>
       </w:r>
-      <w:hyperlink r:id="rId19">
-        <w:r>
-          <w:rPr>
-            <w:lang w:val="zh_TW" w:bidi="zh_TW"/>
-          </w:rPr>
-          <w:rPr>
-            <w:color w:val="0000EE"/>
-            <w:u w:val="single"/>
-          </w:rPr>
-          <w:t>創世記十四章2節</w:t>
-        </w:r>
-      </w:hyperlink>
+      <w:r>
+        <w:rPr>
+          <w:lang w:val="zh_TW" w:bidi="zh_TW"/>
+        </w:rPr>
+        <w:t>創世記十四章2節</w:t>
+      </w:r>
       <w:r>
         <w:rPr>
           <w:lang w:val="zh_TW" w:bidi="zh_TW"/>
@@ -508,18 +466,12 @@
         </w:rPr>
         <w:t>第一波：以臨時帳棚為居所的一群（如亞伯拉罕的朋友亞乃、以實各和幔利，見</w:t>
       </w:r>
-      <w:hyperlink r:id="rId20">
-        <w:r>
-          <w:rPr>
-            <w:lang w:val="zh_TW" w:bidi="zh_TW"/>
-          </w:rPr>
-          <w:rPr>
-            <w:color w:val="0000EE"/>
-            <w:u w:val="single"/>
-          </w:rPr>
-          <w:t>創14:13）</w:t>
-        </w:r>
-      </w:hyperlink>
+      <w:r>
+        <w:rPr>
+          <w:lang w:val="zh_TW" w:bidi="zh_TW"/>
+        </w:rPr>
+        <w:t>創14:13）</w:t>
+      </w:r>
     </w:p>
     <w:p>
       <w:pPr>
@@ -538,18 +490,12 @@
         </w:rPr>
         <w:t>第二波：自敘利亞遷入城市的人群（這些就是亞摩利人，</w:t>
       </w:r>
-      <w:hyperlink r:id="rId21">
-        <w:r>
-          <w:rPr>
-            <w:lang w:val="zh_TW" w:bidi="zh_TW"/>
-          </w:rPr>
-          <w:rPr>
-            <w:color w:val="0000EE"/>
-            <w:u w:val="single"/>
-          </w:rPr>
-          <w:t>出3:8</w:t>
-        </w:r>
-      </w:hyperlink>
+      <w:r>
+        <w:rPr>
+          <w:lang w:val="zh_TW" w:bidi="zh_TW"/>
+        </w:rPr>
+        <w:t>出3:8</w:t>
+      </w:r>
       <w:r>
         <w:rPr>
           <w:lang w:val="zh_TW" w:bidi="zh_TW"/>
@@ -645,72 +591,48 @@
         </w:rPr>
         <w:t>族長歷史涵蓋極廣的地理範圍，跨越數百英里。亞伯拉罕最初居住在吾珥，那是靠近波斯灣的古代蘇美（Sumer）城邦。然後他遷到北方的哈蘭，位於底格里斯河（Tigris）與幼發拉底河（Euphrates）之間。他從那裡向西南前往巴勒斯坦，期間又曾兩度回到哈蘭，也兩度下到埃及。即使在巴勒斯坦境內，族長也不斷遷徙，主要是沿著山地南北往來，有時會到跨過海岸到外約旦（Transjordan，約旦河東邊）。有些人融入城市文化（如羅得；</w:t>
       </w:r>
-      <w:hyperlink r:id="rId22">
-        <w:r>
-          <w:rPr>
-            <w:lang w:val="zh_TW" w:bidi="zh_TW"/>
-          </w:rPr>
-          <w:rPr>
-            <w:color w:val="0000EE"/>
-            <w:u w:val="single"/>
-          </w:rPr>
-          <w:t>創13:12</w:t>
-        </w:r>
-      </w:hyperlink>
+      <w:r>
+        <w:rPr>
+          <w:lang w:val="zh_TW" w:bidi="zh_TW"/>
+        </w:rPr>
+        <w:t>創13:12</w:t>
+      </w:r>
       <w:r>
         <w:rPr>
           <w:lang w:val="zh_TW" w:bidi="zh_TW"/>
         </w:rPr>
         <w:t>），而其他人則移居到曠野（如以實瑪利；</w:t>
       </w:r>
-      <w:hyperlink r:id="rId23">
-        <w:r>
-          <w:rPr>
-            <w:lang w:val="zh_TW" w:bidi="zh_TW"/>
-          </w:rPr>
-          <w:rPr>
-            <w:color w:val="0000EE"/>
-            <w:u w:val="single"/>
-          </w:rPr>
-          <w:t>創25:18</w:t>
-        </w:r>
-      </w:hyperlink>
+      <w:r>
+        <w:rPr>
+          <w:lang w:val="zh_TW" w:bidi="zh_TW"/>
+        </w:rPr>
+        <w:t>創25:18</w:t>
+      </w:r>
       <w:r>
         <w:rPr>
           <w:lang w:val="zh_TW" w:bidi="zh_TW"/>
         </w:rPr>
         <w:t>或以掃；</w:t>
       </w:r>
-      <w:hyperlink r:id="rId24">
-        <w:r>
-          <w:rPr>
-            <w:lang w:val="zh_TW" w:bidi="zh_TW"/>
-          </w:rPr>
-          <w:rPr>
-            <w:color w:val="0000EE"/>
-            <w:u w:val="single"/>
-          </w:rPr>
-          <w:t>36:6</w:t>
-        </w:r>
-      </w:hyperlink>
+      <w:r>
+        <w:rPr>
+          <w:lang w:val="zh_TW" w:bidi="zh_TW"/>
+        </w:rPr>
+        <w:t>36:6</w:t>
+      </w:r>
       <w:r>
         <w:rPr>
           <w:lang w:val="zh_TW" w:bidi="zh_TW"/>
         </w:rPr>
         <w:t>–</w:t>
       </w:r>
-      <w:hyperlink r:id="rId24">
-        <w:r>
-          <w:rPr>
-            <w:lang w:val="zh_TW" w:bidi="zh_TW"/>
-          </w:rPr>
-          <w:rPr>
-            <w:color w:val="0000EE"/>
-            <w:u w:val="single"/>
-          </w:rPr>
-          <w:t>8</w:t>
-        </w:r>
-      </w:hyperlink>
+      <w:r>
+        <w:rPr>
+          <w:lang w:val="zh_TW" w:bidi="zh_TW"/>
+        </w:rPr>
+        <w:t>8</w:t>
+      </w:r>
       <w:r>
         <w:rPr>
           <w:lang w:val="zh_TW" w:bidi="zh_TW"/>
@@ -742,54 +664,36 @@
         </w:rPr>
         <w:t>族長在神的救贖計畫中具有核心地位。始於亞伯拉罕，族長引向基督降臨的救恩（</w:t>
       </w:r>
-      <w:hyperlink r:id="rId25">
-        <w:r>
-          <w:rPr>
-            <w:lang w:val="zh_TW" w:bidi="zh_TW"/>
-          </w:rPr>
-          <w:rPr>
-            <w:color w:val="0000EE"/>
-            <w:u w:val="single"/>
-          </w:rPr>
-          <w:t>約8:56</w:t>
-        </w:r>
-      </w:hyperlink>
+      <w:r>
+        <w:rPr>
+          <w:lang w:val="zh_TW" w:bidi="zh_TW"/>
+        </w:rPr>
+        <w:t>約8:56</w:t>
+      </w:r>
       <w:r>
         <w:rPr>
           <w:lang w:val="zh_TW" w:bidi="zh_TW"/>
         </w:rPr>
         <w:t>）。當然，神的救贖計畫早在創世記前幾章就已展開，但祂在</w:t>
       </w:r>
-      <w:hyperlink r:id="rId26">
-        <w:r>
-          <w:rPr>
-            <w:lang w:val="zh_TW" w:bidi="zh_TW"/>
-          </w:rPr>
-          <w:rPr>
-            <w:color w:val="0000EE"/>
-            <w:u w:val="single"/>
-          </w:rPr>
-          <w:t>創世記十二章1至3節</w:t>
-        </w:r>
-      </w:hyperlink>
+      <w:r>
+        <w:rPr>
+          <w:lang w:val="zh_TW" w:bidi="zh_TW"/>
+        </w:rPr>
+        <w:t>創世記十二章1至3節</w:t>
+      </w:r>
       <w:r>
         <w:rPr>
           <w:lang w:val="zh_TW" w:bidi="zh_TW"/>
         </w:rPr>
         <w:t>中對亞伯拉罕的呼召變得清晰，並透過所有族長的生命繼續推展。聖經多次稱呼祂為「亞伯拉罕的神、以撒的神和雅各的神」，就是因為神在族長身上的啟示，將成為往後一切的基礎。新約中，基督徒也稱亞伯拉罕為他們的「父」（</w:t>
       </w:r>
-      <w:hyperlink r:id="rId27">
-        <w:r>
-          <w:rPr>
-            <w:lang w:val="zh_TW" w:bidi="zh_TW"/>
-          </w:rPr>
-          <w:rPr>
-            <w:color w:val="0000EE"/>
-            <w:u w:val="single"/>
-          </w:rPr>
-          <w:t>羅4:16</w:t>
-        </w:r>
-      </w:hyperlink>
+      <w:r>
+        <w:rPr>
+          <w:lang w:val="zh_TW" w:bidi="zh_TW"/>
+        </w:rPr>
+        <w:t>羅4:16</w:t>
+      </w:r>
       <w:r>
         <w:rPr>
           <w:lang w:val="zh_TW" w:bidi="zh_TW"/>
